--- a/docs/frd/module-requirements/XVS_Module_Requirements_Document_v2.45.docx
+++ b/docs/frd/module-requirements/XVS_Module_Requirements_Document_v2.45.docx
@@ -31665,7 +31665,7 @@
                 <w:color w:val="000000"/>
                 <w:sz w:val="16"/>
               </w:rPr>
-              <w:t>Recorded the finance abstraction layer, built at apps/schools/core/fal and mounted as the app fal. Seven components give the school modules a typed contract over billing, payments and procurement; school creation now provisions its books through it; a fee structure can be tied to a real academic session and term by foreign key, so a term in use for billing is protected from deletion; procurement records, approves and posts a supplier bill or payment as three explicit steps, because the engine will not post unapproved spend; and Module 28's payment bridge is built but fails closed until a guardian-to-child link exists. Updated code ownership for Modules 1, 17, 22 and 23, the capability counts for Modules 17, 22 and 23, and the academic-foundation priority gap. No module status changed. Separately, recounted the capability entries from the module tables: the index column had drifted in eight modules and Document Control agreed with neither it nor the tables, so the total falls from 484 to 468 because it was overstated, not because any capability was removed. Rebuilt the module index's last row, which carried no run formatting and rendered a third larger and in the wrong colour. Corrected Module 18, which still credited an OPay integration that no longer exists in vs_payments; the slot now names the provider registry's override seam, so the count is unchanged. Rebuilt the last row of the priority-gap table, which had the same missing formatting as the index's.</w:t>
+              <w:t>Recorded the finance abstraction layer, built at apps/schools/core/fal and mounted as the app fal. Seven components give the school modules a typed contract over billing, payments and procurement; school creation now provisions its books through it; a fee structure can be tied to a real academic session and term by foreign key, so a term in use for billing is protected from deletion; procurement records, approves and posts a supplier bill or payment as three explicit steps, because the engine will not post unapproved spend; and Module 28's payment bridge is built but fails closed until a guardian-to-child link exists. Updated code ownership for Modules 1, 17, 22 and 23, the capability counts for Modules 17, 22 and 23, and the academic-foundation priority gap. No module status changed. Separately, recounted the capability entries from the module tables: the index column had drifted in eight modules and Document Control agreed with neither it nor the tables, so the total falls from 484 to 468 because it was overstated, not because any capability was removed. Rebuilt the module index's last row, which carried no run formatting and rendered a third larger and in the wrong colour. Corrected Module 18, which still credited an OPay integration that no longer exists in vs_payments; the slot now names the provider registry's override seam, so the count is unchanged. Rebuilt the last row of the priority-gap table, which had the same missing formatting as the index's. Reconciled to the affected module FRDs, which advance in the same change: M01 to v1.15, M13 to v2.9, M17 to v1.1, M18 to v1.4, M19 to v1.6, M22 to v1.4 and M23 to v1.6.</w:t>
             </w:r>
           </w:p>
         </w:tc>
